--- a/public/assets/files/niestacjonarne/OGL.docx
+++ b/public/assets/files/niestacjonarne/OGL.docx
@@ -523,6 +523,7 @@
                 <w:i w:val="0"/>
                 <w:sz w:val="22"/>
               </w:rPr>
+              <w:t>I</w:t>
             </w:r>
           </w:p>
         </w:tc>
@@ -560,6 +561,7 @@
                 <w:i w:val="0"/>
                 <w:sz w:val="22"/>
               </w:rPr>
+              <w:t>obligatoryjny</w:t>
             </w:r>
           </w:p>
         </w:tc>

--- a/public/assets/files/niestacjonarne/OGL.docx
+++ b/public/assets/files/niestacjonarne/OGL.docx
@@ -681,12 +681,22 @@
         <w:tblW w:w="5000" w:type="pct"/>
       </w:tblPr>
       <w:tblGrid>
-        <w:gridCol w:w="9972"/>
+        <w:gridCol w:w="997"/>
+        <w:gridCol w:w="997"/>
+        <w:gridCol w:w="997"/>
+        <w:gridCol w:w="997"/>
+        <w:gridCol w:w="997"/>
+        <w:gridCol w:w="997"/>
+        <w:gridCol w:w="997"/>
+        <w:gridCol w:w="997"/>
+        <w:gridCol w:w="997"/>
+        <w:gridCol w:w="997"/>
       </w:tblGrid>
       <w:tr>
         <w:tc>
           <w:tcPr>
-            <w:tcW w:type="dxa" w:w="9972"/>
+            <w:tcW w:type="dxa" w:w="9970"/>
+            <w:gridSpan w:val="10"/>
             <w:shd w:val="clear" w:color="auto" w:fill="D9D9D9"/>
           </w:tcPr>
           <w:p>
@@ -705,31 +715,34 @@
           </w:p>
         </w:tc>
       </w:tr>
-    </w:tbl>
-    <w:tbl>
-      <w:tblPr>
-        <w:tblW w:type="auto" w:w="0"/>
-        <w:tblLook w:firstColumn="1" w:firstRow="1" w:lastColumn="0" w:lastRow="0" w:noHBand="0" w:noVBand="1" w:val="04A0"/>
-        <w:tblBorders>
-          <w:top w:val="single" w:sz="4" w:space="0" w:color="000000"/>
-          <w:left w:val="single" w:sz="4" w:space="0" w:color="000000"/>
-          <w:bottom w:val="single" w:sz="4" w:space="0" w:color="000000"/>
-          <w:right w:val="single" w:sz="4" w:space="0" w:color="000000"/>
-          <w:insideH w:val="single" w:sz="4" w:space="0" w:color="000000"/>
-          <w:insideV w:val="single" w:sz="4" w:space="0" w:color="000000"/>
-        </w:tblBorders>
-        <w:tblW w:w="5000" w:type="pct"/>
-      </w:tblPr>
-      <w:tblGrid>
-        <w:gridCol w:w="2493"/>
-        <w:gridCol w:w="2493"/>
-        <w:gridCol w:w="2493"/>
-        <w:gridCol w:w="2493"/>
-      </w:tblGrid>
       <w:tr>
         <w:tc>
           <w:tcPr>
-            <w:tcW w:type="dxa" w:w="2493"/>
+            <w:tcW w:type="dxa" w:w="9970"/>
+            <w:gridSpan w:val="10"/>
+            <w:shd w:val="clear" w:color="auto" w:fill="D9D9D9"/>
+          </w:tcPr>
+          <w:p>
+            <w:pPr>
+              <w:spacing w:before="20" w:after="20"/>
+            </w:pPr>
+            <w:r>
+              <w:rPr>
+                <w:rFonts w:ascii="Aptos" w:hAnsi="Aptos"/>
+                <w:b w:val="0"/>
+                <w:i w:val="0"/>
+                <w:sz w:val="16"/>
+              </w:rPr>
+              <w:t>Wymiar godzinowy (liczba godzin w semestrze)</w:t>
+            </w:r>
+          </w:p>
+        </w:tc>
+      </w:tr>
+      <w:tr>
+        <w:tc>
+          <w:tcPr>
+            <w:tcW w:type="dxa" w:w="1994"/>
+            <w:gridSpan w:val="2"/>
             <w:shd w:val="clear" w:color="auto" w:fill="D9D9D9"/>
           </w:tcPr>
           <w:p>
@@ -749,7 +762,8 @@
         </w:tc>
         <w:tc>
           <w:tcPr>
-            <w:tcW w:type="dxa" w:w="2493"/>
+            <w:tcW w:type="dxa" w:w="2991"/>
+            <w:gridSpan w:val="3"/>
             <w:shd w:val="clear" w:color="auto" w:fill="D9D9D9"/>
           </w:tcPr>
           <w:p>
@@ -769,7 +783,8 @@
         </w:tc>
         <w:tc>
           <w:tcPr>
-            <w:tcW w:type="dxa" w:w="2493"/>
+            <w:tcW w:type="dxa" w:w="2991"/>
+            <w:gridSpan w:val="3"/>
             <w:shd w:val="clear" w:color="auto" w:fill="D9D9D9"/>
           </w:tcPr>
           <w:p>
@@ -789,7 +804,8 @@
         </w:tc>
         <w:tc>
           <w:tcPr>
-            <w:tcW w:type="dxa" w:w="2493"/>
+            <w:tcW w:type="dxa" w:w="1994"/>
+            <w:gridSpan w:val="2"/>
             <w:shd w:val="clear" w:color="auto" w:fill="D9D9D9"/>
           </w:tcPr>
           <w:p>
@@ -811,7 +827,8 @@
       <w:tr>
         <w:tc>
           <w:tcPr>
-            <w:tcW w:type="dxa" w:w="2493"/>
+            <w:tcW w:type="dxa" w:w="1994"/>
+            <w:gridSpan w:val="2"/>
           </w:tcPr>
           <w:p>
             <w:pPr>
@@ -830,7 +847,8 @@
         </w:tc>
         <w:tc>
           <w:tcPr>
-            <w:tcW w:type="dxa" w:w="2493"/>
+            <w:tcW w:type="dxa" w:w="2991"/>
+            <w:gridSpan w:val="3"/>
           </w:tcPr>
           <w:p>
             <w:pPr>
@@ -849,7 +867,8 @@
         </w:tc>
         <w:tc>
           <w:tcPr>
-            <w:tcW w:type="dxa" w:w="2493"/>
+            <w:tcW w:type="dxa" w:w="2991"/>
+            <w:gridSpan w:val="3"/>
           </w:tcPr>
           <w:p>
             <w:pPr>
@@ -868,7 +887,8 @@
         </w:tc>
         <w:tc>
           <w:tcPr>
-            <w:tcW w:type="dxa" w:w="2493"/>
+            <w:tcW w:type="dxa" w:w="1994"/>
+            <w:gridSpan w:val="2"/>
           </w:tcPr>
           <w:p>
             <w:pPr>
@@ -886,30 +906,34 @@
           </w:p>
         </w:tc>
       </w:tr>
-    </w:tbl>
-    <w:tbl>
-      <w:tblPr>
-        <w:tblW w:type="auto" w:w="0"/>
-        <w:tblLook w:firstColumn="1" w:firstRow="1" w:lastColumn="0" w:lastRow="0" w:noHBand="0" w:noVBand="1" w:val="04A0"/>
-        <w:tblBorders>
-          <w:top w:val="single" w:sz="4" w:space="0" w:color="000000"/>
-          <w:left w:val="single" w:sz="4" w:space="0" w:color="000000"/>
-          <w:bottom w:val="single" w:sz="4" w:space="0" w:color="000000"/>
-          <w:right w:val="single" w:sz="4" w:space="0" w:color="000000"/>
-          <w:insideH w:val="single" w:sz="4" w:space="0" w:color="000000"/>
-          <w:insideV w:val="single" w:sz="4" w:space="0" w:color="000000"/>
-        </w:tblBorders>
-        <w:tblW w:w="5000" w:type="pct"/>
-      </w:tblPr>
-      <w:tblGrid>
-        <w:gridCol w:w="3324"/>
-        <w:gridCol w:w="3324"/>
-        <w:gridCol w:w="3324"/>
-      </w:tblGrid>
       <w:tr>
         <w:tc>
           <w:tcPr>
-            <w:tcW w:type="dxa" w:w="3324"/>
+            <w:tcW w:type="dxa" w:w="9970"/>
+            <w:gridSpan w:val="10"/>
+            <w:shd w:val="clear" w:color="auto" w:fill="D9D9D9"/>
+          </w:tcPr>
+          <w:p>
+            <w:pPr>
+              <w:spacing w:before="20" w:after="20"/>
+            </w:pPr>
+            <w:r>
+              <w:rPr>
+                <w:rFonts w:ascii="Aptos" w:hAnsi="Aptos"/>
+                <w:b/>
+                <w:i w:val="0"/>
+                <w:sz w:val="22"/>
+              </w:rPr>
+              <w:t>Bilans ECTS</w:t>
+            </w:r>
+          </w:p>
+        </w:tc>
+      </w:tr>
+      <w:tr>
+        <w:tc>
+          <w:tcPr>
+            <w:tcW w:type="dxa" w:w="4985"/>
+            <w:gridSpan w:val="5"/>
             <w:shd w:val="clear" w:color="auto" w:fill="D9D9D9"/>
           </w:tcPr>
           <w:p>
@@ -929,7 +953,8 @@
         </w:tc>
         <w:tc>
           <w:tcPr>
-            <w:tcW w:type="dxa" w:w="3324"/>
+            <w:tcW w:type="dxa" w:w="2991"/>
+            <w:gridSpan w:val="3"/>
             <w:shd w:val="clear" w:color="auto" w:fill="D9D9D9"/>
           </w:tcPr>
           <w:p>
@@ -949,7 +974,8 @@
         </w:tc>
         <w:tc>
           <w:tcPr>
-            <w:tcW w:type="dxa" w:w="3324"/>
+            <w:tcW w:type="dxa" w:w="1994"/>
+            <w:gridSpan w:val="2"/>
             <w:shd w:val="clear" w:color="auto" w:fill="D9D9D9"/>
           </w:tcPr>
           <w:p>
@@ -971,7 +997,8 @@
       <w:tr>
         <w:tc>
           <w:tcPr>
-            <w:tcW w:type="dxa" w:w="3324"/>
+            <w:tcW w:type="dxa" w:w="4985"/>
+            <w:gridSpan w:val="5"/>
           </w:tcPr>
           <w:p>
             <w:pPr>
@@ -990,7 +1017,8 @@
         </w:tc>
         <w:tc>
           <w:tcPr>
-            <w:tcW w:type="dxa" w:w="3324"/>
+            <w:tcW w:type="dxa" w:w="2991"/>
+            <w:gridSpan w:val="3"/>
           </w:tcPr>
           <w:p>
             <w:pPr>
@@ -1009,7 +1037,8 @@
         </w:tc>
         <w:tc>
           <w:tcPr>
-            <w:tcW w:type="dxa" w:w="3324"/>
+            <w:tcW w:type="dxa" w:w="1994"/>
+            <w:gridSpan w:val="2"/>
           </w:tcPr>
           <w:p>
             <w:pPr>
@@ -1030,7 +1059,8 @@
       <w:tr>
         <w:tc>
           <w:tcPr>
-            <w:tcW w:type="dxa" w:w="3324"/>
+            <w:tcW w:type="dxa" w:w="4985"/>
+            <w:gridSpan w:val="5"/>
           </w:tcPr>
           <w:p>
             <w:pPr>
@@ -1049,7 +1079,8 @@
         </w:tc>
         <w:tc>
           <w:tcPr>
-            <w:tcW w:type="dxa" w:w="3324"/>
+            <w:tcW w:type="dxa" w:w="2991"/>
+            <w:gridSpan w:val="3"/>
           </w:tcPr>
           <w:p>
             <w:pPr>
@@ -1068,7 +1099,8 @@
         </w:tc>
         <w:tc>
           <w:tcPr>
-            <w:tcW w:type="dxa" w:w="3324"/>
+            <w:tcW w:type="dxa" w:w="1994"/>
+            <w:gridSpan w:val="2"/>
           </w:tcPr>
           <w:p>
             <w:pPr>
@@ -1089,7 +1121,29 @@
       <w:tr>
         <w:tc>
           <w:tcPr>
-            <w:tcW w:type="dxa" w:w="3324"/>
+            <w:tcW w:type="dxa" w:w="4985"/>
+            <w:gridSpan w:val="5"/>
+            <w:shd w:val="clear" w:color="auto" w:fill="D9D9D9"/>
+          </w:tcPr>
+          <w:p>
+            <w:pPr>
+              <w:spacing w:before="20" w:after="20"/>
+            </w:pPr>
+            <w:r>
+              <w:rPr>
+                <w:rFonts w:ascii="Aptos" w:hAnsi="Aptos"/>
+                <w:b/>
+                <w:i w:val="0"/>
+                <w:sz w:val="16"/>
+              </w:rPr>
+              <w:t>Opis samodzielnej pracy studenta</w:t>
+            </w:r>
+          </w:p>
+        </w:tc>
+        <w:tc>
+          <w:tcPr>
+            <w:tcW w:type="dxa" w:w="4985"/>
+            <w:gridSpan w:val="5"/>
           </w:tcPr>
           <w:p>
             <w:pPr>
@@ -1102,45 +1156,6 @@
                 <w:i w:val="0"/>
                 <w:sz w:val="22"/>
               </w:rPr>
-              <w:t>Suma</w:t>
-            </w:r>
-          </w:p>
-        </w:tc>
-        <w:tc>
-          <w:tcPr>
-            <w:tcW w:type="dxa" w:w="3324"/>
-          </w:tcPr>
-          <w:p>
-            <w:pPr>
-              <w:spacing w:before="20" w:after="20"/>
-            </w:pPr>
-            <w:r>
-              <w:rPr>
-                <w:rFonts w:ascii="Aptos" w:hAnsi="Aptos"/>
-                <w:b w:val="0"/>
-                <w:i w:val="0"/>
-                <w:sz w:val="22"/>
-              </w:rPr>
-              <w:t>100</w:t>
-            </w:r>
-          </w:p>
-        </w:tc>
-        <w:tc>
-          <w:tcPr>
-            <w:tcW w:type="dxa" w:w="3324"/>
-          </w:tcPr>
-          <w:p>
-            <w:pPr>
-              <w:spacing w:before="20" w:after="20"/>
-            </w:pPr>
-            <w:r>
-              <w:rPr>
-                <w:rFonts w:ascii="Aptos" w:hAnsi="Aptos"/>
-                <w:b w:val="0"/>
-                <w:i w:val="0"/>
-                <w:sz w:val="22"/>
-              </w:rPr>
-              <w:t>4</w:t>
             </w:r>
           </w:p>
         </w:tc>
@@ -2098,14 +2113,14 @@
         <w:tblW w:w="5000" w:type="pct"/>
       </w:tblPr>
       <w:tblGrid>
-        <w:gridCol w:w="3324"/>
-        <w:gridCol w:w="3324"/>
-        <w:gridCol w:w="3324"/>
+        <w:gridCol w:w="680"/>
+        <w:gridCol w:w="4536"/>
+        <w:gridCol w:w="4252"/>
       </w:tblGrid>
       <w:tr>
         <w:tc>
           <w:tcPr>
-            <w:tcW w:type="dxa" w:w="9972"/>
+            <w:tcW w:type="dxa" w:w="9468"/>
             <w:gridSpan w:val="3"/>
             <w:shd w:val="clear" w:color="auto" w:fill="D9D9D9"/>
           </w:tcPr>
@@ -2128,7 +2143,7 @@
       <w:tr>
         <w:tc>
           <w:tcPr>
-            <w:tcW w:type="dxa" w:w="3324"/>
+            <w:tcW w:type="dxa" w:w="680"/>
             <w:shd w:val="clear" w:color="auto" w:fill="D9D9D9"/>
           </w:tcPr>
           <w:p>
@@ -2148,7 +2163,7 @@
         </w:tc>
         <w:tc>
           <w:tcPr>
-            <w:tcW w:type="dxa" w:w="3324"/>
+            <w:tcW w:type="dxa" w:w="4536"/>
             <w:shd w:val="clear" w:color="auto" w:fill="D9D9D9"/>
           </w:tcPr>
           <w:p>
@@ -2168,7 +2183,7 @@
         </w:tc>
         <w:tc>
           <w:tcPr>
-            <w:tcW w:type="dxa" w:w="3324"/>
+            <w:tcW w:type="dxa" w:w="4252"/>
             <w:shd w:val="clear" w:color="auto" w:fill="D9D9D9"/>
           </w:tcPr>
           <w:p>
@@ -2190,7 +2205,7 @@
       <w:tr>
         <w:tc>
           <w:tcPr>
-            <w:tcW w:type="dxa" w:w="3324"/>
+            <w:tcW w:type="dxa" w:w="680"/>
           </w:tcPr>
           <w:p>
             <w:pPr>
@@ -2209,7 +2224,7 @@
         </w:tc>
         <w:tc>
           <w:tcPr>
-            <w:tcW w:type="dxa" w:w="3324"/>
+            <w:tcW w:type="dxa" w:w="4536"/>
           </w:tcPr>
           <w:p>
             <w:pPr>
@@ -2228,7 +2243,7 @@
         </w:tc>
         <w:tc>
           <w:tcPr>
-            <w:tcW w:type="dxa" w:w="3324"/>
+            <w:tcW w:type="dxa" w:w="4252"/>
           </w:tcPr>
           <w:p>
             <w:pPr>
@@ -2248,7 +2263,7 @@
       <w:tr>
         <w:tc>
           <w:tcPr>
-            <w:tcW w:type="dxa" w:w="3324"/>
+            <w:tcW w:type="dxa" w:w="680"/>
           </w:tcPr>
           <w:p>
             <w:pPr>
@@ -2267,7 +2282,7 @@
         </w:tc>
         <w:tc>
           <w:tcPr>
-            <w:tcW w:type="dxa" w:w="3324"/>
+            <w:tcW w:type="dxa" w:w="4536"/>
           </w:tcPr>
           <w:p>
             <w:pPr>
@@ -2286,7 +2301,7 @@
         </w:tc>
         <w:tc>
           <w:tcPr>
-            <w:tcW w:type="dxa" w:w="3324"/>
+            <w:tcW w:type="dxa" w:w="4252"/>
           </w:tcPr>
           <w:p>
             <w:pPr>
@@ -2306,7 +2321,7 @@
       <w:tr>
         <w:tc>
           <w:tcPr>
-            <w:tcW w:type="dxa" w:w="3324"/>
+            <w:tcW w:type="dxa" w:w="680"/>
           </w:tcPr>
           <w:p>
             <w:pPr>
@@ -2325,7 +2340,7 @@
         </w:tc>
         <w:tc>
           <w:tcPr>
-            <w:tcW w:type="dxa" w:w="3324"/>
+            <w:tcW w:type="dxa" w:w="4536"/>
           </w:tcPr>
           <w:p>
             <w:pPr>
@@ -2344,7 +2359,7 @@
         </w:tc>
         <w:tc>
           <w:tcPr>
-            <w:tcW w:type="dxa" w:w="3324"/>
+            <w:tcW w:type="dxa" w:w="4252"/>
           </w:tcPr>
           <w:p>
             <w:pPr>
@@ -2364,7 +2379,7 @@
       <w:tr>
         <w:tc>
           <w:tcPr>
-            <w:tcW w:type="dxa" w:w="3324"/>
+            <w:tcW w:type="dxa" w:w="680"/>
           </w:tcPr>
           <w:p>
             <w:pPr>
@@ -2383,7 +2398,7 @@
         </w:tc>
         <w:tc>
           <w:tcPr>
-            <w:tcW w:type="dxa" w:w="3324"/>
+            <w:tcW w:type="dxa" w:w="4536"/>
           </w:tcPr>
           <w:p>
             <w:pPr>
@@ -2402,7 +2417,7 @@
         </w:tc>
         <w:tc>
           <w:tcPr>
-            <w:tcW w:type="dxa" w:w="3324"/>
+            <w:tcW w:type="dxa" w:w="4252"/>
           </w:tcPr>
           <w:p>
             <w:pPr>
@@ -2422,7 +2437,7 @@
       <w:tr>
         <w:tc>
           <w:tcPr>
-            <w:tcW w:type="dxa" w:w="3324"/>
+            <w:tcW w:type="dxa" w:w="680"/>
           </w:tcPr>
           <w:p>
             <w:pPr>
@@ -2441,7 +2456,7 @@
         </w:tc>
         <w:tc>
           <w:tcPr>
-            <w:tcW w:type="dxa" w:w="3324"/>
+            <w:tcW w:type="dxa" w:w="4536"/>
           </w:tcPr>
           <w:p>
             <w:pPr>
@@ -2460,7 +2475,7 @@
         </w:tc>
         <w:tc>
           <w:tcPr>
-            <w:tcW w:type="dxa" w:w="3324"/>
+            <w:tcW w:type="dxa" w:w="4252"/>
           </w:tcPr>
           <w:p>
             <w:pPr>
@@ -2480,7 +2495,7 @@
       <w:tr>
         <w:tc>
           <w:tcPr>
-            <w:tcW w:type="dxa" w:w="3324"/>
+            <w:tcW w:type="dxa" w:w="680"/>
           </w:tcPr>
           <w:p>
             <w:pPr>
@@ -2499,7 +2514,7 @@
         </w:tc>
         <w:tc>
           <w:tcPr>
-            <w:tcW w:type="dxa" w:w="3324"/>
+            <w:tcW w:type="dxa" w:w="4536"/>
           </w:tcPr>
           <w:p>
             <w:pPr>
@@ -2518,7 +2533,7 @@
         </w:tc>
         <w:tc>
           <w:tcPr>
-            <w:tcW w:type="dxa" w:w="3324"/>
+            <w:tcW w:type="dxa" w:w="4252"/>
           </w:tcPr>
           <w:p>
             <w:pPr>
@@ -2538,7 +2553,7 @@
       <w:tr>
         <w:tc>
           <w:tcPr>
-            <w:tcW w:type="dxa" w:w="3324"/>
+            <w:tcW w:type="dxa" w:w="680"/>
           </w:tcPr>
           <w:p>
             <w:pPr>
@@ -2557,7 +2572,7 @@
         </w:tc>
         <w:tc>
           <w:tcPr>
-            <w:tcW w:type="dxa" w:w="3324"/>
+            <w:tcW w:type="dxa" w:w="4536"/>
           </w:tcPr>
           <w:p>
             <w:pPr>
@@ -2576,7 +2591,7 @@
         </w:tc>
         <w:tc>
           <w:tcPr>
-            <w:tcW w:type="dxa" w:w="3324"/>
+            <w:tcW w:type="dxa" w:w="4252"/>
           </w:tcPr>
           <w:p>
             <w:pPr>
@@ -2596,7 +2611,7 @@
       <w:tr>
         <w:tc>
           <w:tcPr>
-            <w:tcW w:type="dxa" w:w="3324"/>
+            <w:tcW w:type="dxa" w:w="680"/>
           </w:tcPr>
           <w:p>
             <w:pPr>
@@ -2615,7 +2630,7 @@
         </w:tc>
         <w:tc>
           <w:tcPr>
-            <w:tcW w:type="dxa" w:w="3324"/>
+            <w:tcW w:type="dxa" w:w="4536"/>
           </w:tcPr>
           <w:p>
             <w:pPr>
@@ -2634,7 +2649,7 @@
         </w:tc>
         <w:tc>
           <w:tcPr>
-            <w:tcW w:type="dxa" w:w="3324"/>
+            <w:tcW w:type="dxa" w:w="4252"/>
           </w:tcPr>
           <w:p>
             <w:pPr>
@@ -2654,7 +2669,7 @@
       <w:tr>
         <w:tc>
           <w:tcPr>
-            <w:tcW w:type="dxa" w:w="3324"/>
+            <w:tcW w:type="dxa" w:w="680"/>
           </w:tcPr>
           <w:p>
             <w:pPr>
@@ -2673,7 +2688,7 @@
         </w:tc>
         <w:tc>
           <w:tcPr>
-            <w:tcW w:type="dxa" w:w="3324"/>
+            <w:tcW w:type="dxa" w:w="4536"/>
           </w:tcPr>
           <w:p>
             <w:pPr>
@@ -2692,7 +2707,7 @@
         </w:tc>
         <w:tc>
           <w:tcPr>
-            <w:tcW w:type="dxa" w:w="3324"/>
+            <w:tcW w:type="dxa" w:w="4252"/>
           </w:tcPr>
           <w:p>
             <w:pPr>
@@ -2712,7 +2727,7 @@
       <w:tr>
         <w:tc>
           <w:tcPr>
-            <w:tcW w:type="dxa" w:w="3324"/>
+            <w:tcW w:type="dxa" w:w="680"/>
           </w:tcPr>
           <w:p>
             <w:pPr>
@@ -2731,7 +2746,7 @@
         </w:tc>
         <w:tc>
           <w:tcPr>
-            <w:tcW w:type="dxa" w:w="3324"/>
+            <w:tcW w:type="dxa" w:w="4536"/>
           </w:tcPr>
           <w:p>
             <w:pPr>
@@ -2750,7 +2765,7 @@
         </w:tc>
         <w:tc>
           <w:tcPr>
-            <w:tcW w:type="dxa" w:w="3324"/>
+            <w:tcW w:type="dxa" w:w="4252"/>
           </w:tcPr>
           <w:p>
             <w:pPr>
@@ -2770,7 +2785,7 @@
       <w:tr>
         <w:tc>
           <w:tcPr>
-            <w:tcW w:type="dxa" w:w="3324"/>
+            <w:tcW w:type="dxa" w:w="680"/>
           </w:tcPr>
           <w:p>
             <w:pPr>
@@ -2789,7 +2804,7 @@
         </w:tc>
         <w:tc>
           <w:tcPr>
-            <w:tcW w:type="dxa" w:w="3324"/>
+            <w:tcW w:type="dxa" w:w="4536"/>
           </w:tcPr>
           <w:p>
             <w:pPr>
@@ -2808,7 +2823,7 @@
         </w:tc>
         <w:tc>
           <w:tcPr>
-            <w:tcW w:type="dxa" w:w="3324"/>
+            <w:tcW w:type="dxa" w:w="4252"/>
           </w:tcPr>
           <w:p>
             <w:pPr>
@@ -2828,7 +2843,7 @@
       <w:tr>
         <w:tc>
           <w:tcPr>
-            <w:tcW w:type="dxa" w:w="3324"/>
+            <w:tcW w:type="dxa" w:w="680"/>
           </w:tcPr>
           <w:p>
             <w:pPr>
@@ -2847,7 +2862,7 @@
         </w:tc>
         <w:tc>
           <w:tcPr>
-            <w:tcW w:type="dxa" w:w="3324"/>
+            <w:tcW w:type="dxa" w:w="4536"/>
           </w:tcPr>
           <w:p>
             <w:pPr>
@@ -2866,7 +2881,7 @@
         </w:tc>
         <w:tc>
           <w:tcPr>
-            <w:tcW w:type="dxa" w:w="3324"/>
+            <w:tcW w:type="dxa" w:w="4252"/>
           </w:tcPr>
           <w:p>
             <w:pPr>
@@ -2886,7 +2901,7 @@
       <w:tr>
         <w:tc>
           <w:tcPr>
-            <w:tcW w:type="dxa" w:w="3324"/>
+            <w:tcW w:type="dxa" w:w="680"/>
           </w:tcPr>
           <w:p>
             <w:pPr>
@@ -2905,7 +2920,7 @@
         </w:tc>
         <w:tc>
           <w:tcPr>
-            <w:tcW w:type="dxa" w:w="3324"/>
+            <w:tcW w:type="dxa" w:w="4536"/>
           </w:tcPr>
           <w:p>
             <w:pPr>
@@ -2924,7 +2939,7 @@
         </w:tc>
         <w:tc>
           <w:tcPr>
-            <w:tcW w:type="dxa" w:w="3324"/>
+            <w:tcW w:type="dxa" w:w="4252"/>
           </w:tcPr>
           <w:p>
             <w:pPr>
@@ -2944,7 +2959,7 @@
       <w:tr>
         <w:tc>
           <w:tcPr>
-            <w:tcW w:type="dxa" w:w="3324"/>
+            <w:tcW w:type="dxa" w:w="680"/>
           </w:tcPr>
           <w:p>
             <w:pPr>
@@ -2963,7 +2978,7 @@
         </w:tc>
         <w:tc>
           <w:tcPr>
-            <w:tcW w:type="dxa" w:w="3324"/>
+            <w:tcW w:type="dxa" w:w="4536"/>
           </w:tcPr>
           <w:p>
             <w:pPr>
@@ -2982,7 +2997,7 @@
         </w:tc>
         <w:tc>
           <w:tcPr>
-            <w:tcW w:type="dxa" w:w="3324"/>
+            <w:tcW w:type="dxa" w:w="4252"/>
           </w:tcPr>
           <w:p>
             <w:pPr>
@@ -3002,7 +3017,7 @@
       <w:tr>
         <w:tc>
           <w:tcPr>
-            <w:tcW w:type="dxa" w:w="3324"/>
+            <w:tcW w:type="dxa" w:w="680"/>
           </w:tcPr>
           <w:p>
             <w:pPr>
@@ -3021,7 +3036,7 @@
         </w:tc>
         <w:tc>
           <w:tcPr>
-            <w:tcW w:type="dxa" w:w="3324"/>
+            <w:tcW w:type="dxa" w:w="4536"/>
           </w:tcPr>
           <w:p>
             <w:pPr>
@@ -3040,7 +3055,7 @@
         </w:tc>
         <w:tc>
           <w:tcPr>
-            <w:tcW w:type="dxa" w:w="3324"/>
+            <w:tcW w:type="dxa" w:w="4252"/>
           </w:tcPr>
           <w:p>
             <w:pPr>
@@ -3060,7 +3075,7 @@
       <w:tr>
         <w:tc>
           <w:tcPr>
-            <w:tcW w:type="dxa" w:w="3324"/>
+            <w:tcW w:type="dxa" w:w="680"/>
           </w:tcPr>
           <w:p>
             <w:pPr>
@@ -3079,7 +3094,7 @@
         </w:tc>
         <w:tc>
           <w:tcPr>
-            <w:tcW w:type="dxa" w:w="3324"/>
+            <w:tcW w:type="dxa" w:w="4536"/>
           </w:tcPr>
           <w:p>
             <w:pPr>
@@ -3098,7 +3113,7 @@
         </w:tc>
         <w:tc>
           <w:tcPr>
-            <w:tcW w:type="dxa" w:w="3324"/>
+            <w:tcW w:type="dxa" w:w="4252"/>
           </w:tcPr>
           <w:p>
             <w:pPr>
@@ -3118,7 +3133,7 @@
       <w:tr>
         <w:tc>
           <w:tcPr>
-            <w:tcW w:type="dxa" w:w="3324"/>
+            <w:tcW w:type="dxa" w:w="680"/>
           </w:tcPr>
           <w:p>
             <w:pPr>
@@ -3137,7 +3152,7 @@
         </w:tc>
         <w:tc>
           <w:tcPr>
-            <w:tcW w:type="dxa" w:w="3324"/>
+            <w:tcW w:type="dxa" w:w="4536"/>
           </w:tcPr>
           <w:p>
             <w:pPr>
@@ -3156,7 +3171,7 @@
         </w:tc>
         <w:tc>
           <w:tcPr>
-            <w:tcW w:type="dxa" w:w="3324"/>
+            <w:tcW w:type="dxa" w:w="4252"/>
           </w:tcPr>
           <w:p>
             <w:pPr>
@@ -3176,7 +3191,7 @@
       <w:tr>
         <w:tc>
           <w:tcPr>
-            <w:tcW w:type="dxa" w:w="3324"/>
+            <w:tcW w:type="dxa" w:w="680"/>
           </w:tcPr>
           <w:p>
             <w:pPr>
@@ -3195,7 +3210,7 @@
         </w:tc>
         <w:tc>
           <w:tcPr>
-            <w:tcW w:type="dxa" w:w="3324"/>
+            <w:tcW w:type="dxa" w:w="4536"/>
           </w:tcPr>
           <w:p>
             <w:pPr>
@@ -3214,7 +3229,7 @@
         </w:tc>
         <w:tc>
           <w:tcPr>
-            <w:tcW w:type="dxa" w:w="3324"/>
+            <w:tcW w:type="dxa" w:w="4252"/>
           </w:tcPr>
           <w:p>
             <w:pPr>
@@ -3234,7 +3249,7 @@
       <w:tr>
         <w:tc>
           <w:tcPr>
-            <w:tcW w:type="dxa" w:w="3324"/>
+            <w:tcW w:type="dxa" w:w="680"/>
           </w:tcPr>
           <w:p>
             <w:pPr>
@@ -3253,7 +3268,7 @@
         </w:tc>
         <w:tc>
           <w:tcPr>
-            <w:tcW w:type="dxa" w:w="3324"/>
+            <w:tcW w:type="dxa" w:w="4536"/>
           </w:tcPr>
           <w:p>
             <w:pPr>
@@ -3272,7 +3287,7 @@
         </w:tc>
         <w:tc>
           <w:tcPr>
-            <w:tcW w:type="dxa" w:w="3324"/>
+            <w:tcW w:type="dxa" w:w="4252"/>
           </w:tcPr>
           <w:p>
             <w:pPr>
@@ -3292,7 +3307,7 @@
       <w:tr>
         <w:tc>
           <w:tcPr>
-            <w:tcW w:type="dxa" w:w="3324"/>
+            <w:tcW w:type="dxa" w:w="680"/>
           </w:tcPr>
           <w:p>
             <w:pPr>
@@ -3311,7 +3326,7 @@
         </w:tc>
         <w:tc>
           <w:tcPr>
-            <w:tcW w:type="dxa" w:w="3324"/>
+            <w:tcW w:type="dxa" w:w="4536"/>
           </w:tcPr>
           <w:p>
             <w:pPr>
@@ -3330,7 +3345,7 @@
         </w:tc>
         <w:tc>
           <w:tcPr>
-            <w:tcW w:type="dxa" w:w="3324"/>
+            <w:tcW w:type="dxa" w:w="4252"/>
           </w:tcPr>
           <w:p>
             <w:pPr>
@@ -3350,7 +3365,7 @@
       <w:tr>
         <w:tc>
           <w:tcPr>
-            <w:tcW w:type="dxa" w:w="3324"/>
+            <w:tcW w:type="dxa" w:w="680"/>
           </w:tcPr>
           <w:p>
             <w:pPr>
@@ -3369,7 +3384,7 @@
         </w:tc>
         <w:tc>
           <w:tcPr>
-            <w:tcW w:type="dxa" w:w="3324"/>
+            <w:tcW w:type="dxa" w:w="4536"/>
           </w:tcPr>
           <w:p>
             <w:pPr>
@@ -3388,7 +3403,7 @@
         </w:tc>
         <w:tc>
           <w:tcPr>
-            <w:tcW w:type="dxa" w:w="3324"/>
+            <w:tcW w:type="dxa" w:w="4252"/>
           </w:tcPr>
           <w:p>
             <w:pPr>
@@ -3408,7 +3423,7 @@
       <w:tr>
         <w:tc>
           <w:tcPr>
-            <w:tcW w:type="dxa" w:w="3324"/>
+            <w:tcW w:type="dxa" w:w="680"/>
           </w:tcPr>
           <w:p>
             <w:pPr>
@@ -3427,7 +3442,7 @@
         </w:tc>
         <w:tc>
           <w:tcPr>
-            <w:tcW w:type="dxa" w:w="3324"/>
+            <w:tcW w:type="dxa" w:w="4536"/>
           </w:tcPr>
           <w:p>
             <w:pPr>
@@ -3446,7 +3461,7 @@
         </w:tc>
         <w:tc>
           <w:tcPr>
-            <w:tcW w:type="dxa" w:w="3324"/>
+            <w:tcW w:type="dxa" w:w="4252"/>
           </w:tcPr>
           <w:p>
             <w:pPr>
@@ -3466,7 +3481,7 @@
       <w:tr>
         <w:tc>
           <w:tcPr>
-            <w:tcW w:type="dxa" w:w="3324"/>
+            <w:tcW w:type="dxa" w:w="680"/>
           </w:tcPr>
           <w:p>
             <w:pPr>
@@ -3485,7 +3500,7 @@
         </w:tc>
         <w:tc>
           <w:tcPr>
-            <w:tcW w:type="dxa" w:w="3324"/>
+            <w:tcW w:type="dxa" w:w="4536"/>
           </w:tcPr>
           <w:p>
             <w:pPr>
@@ -3504,7 +3519,7 @@
         </w:tc>
         <w:tc>
           <w:tcPr>
-            <w:tcW w:type="dxa" w:w="3324"/>
+            <w:tcW w:type="dxa" w:w="4252"/>
           </w:tcPr>
           <w:p>
             <w:pPr>
@@ -3524,7 +3539,7 @@
       <w:tr>
         <w:tc>
           <w:tcPr>
-            <w:tcW w:type="dxa" w:w="3324"/>
+            <w:tcW w:type="dxa" w:w="680"/>
           </w:tcPr>
           <w:p>
             <w:pPr>
@@ -3543,7 +3558,7 @@
         </w:tc>
         <w:tc>
           <w:tcPr>
-            <w:tcW w:type="dxa" w:w="3324"/>
+            <w:tcW w:type="dxa" w:w="4536"/>
           </w:tcPr>
           <w:p>
             <w:pPr>
@@ -3562,7 +3577,7 @@
         </w:tc>
         <w:tc>
           <w:tcPr>
-            <w:tcW w:type="dxa" w:w="3324"/>
+            <w:tcW w:type="dxa" w:w="4252"/>
           </w:tcPr>
           <w:p>
             <w:pPr>
@@ -3582,7 +3597,7 @@
       <w:tr>
         <w:tc>
           <w:tcPr>
-            <w:tcW w:type="dxa" w:w="3324"/>
+            <w:tcW w:type="dxa" w:w="680"/>
           </w:tcPr>
           <w:p>
             <w:pPr>
@@ -3601,7 +3616,7 @@
         </w:tc>
         <w:tc>
           <w:tcPr>
-            <w:tcW w:type="dxa" w:w="3324"/>
+            <w:tcW w:type="dxa" w:w="4536"/>
           </w:tcPr>
           <w:p>
             <w:pPr>
@@ -3620,7 +3635,7 @@
         </w:tc>
         <w:tc>
           <w:tcPr>
-            <w:tcW w:type="dxa" w:w="3324"/>
+            <w:tcW w:type="dxa" w:w="4252"/>
           </w:tcPr>
           <w:p>
             <w:pPr>
@@ -3640,7 +3655,7 @@
       <w:tr>
         <w:tc>
           <w:tcPr>
-            <w:tcW w:type="dxa" w:w="3324"/>
+            <w:tcW w:type="dxa" w:w="680"/>
           </w:tcPr>
           <w:p>
             <w:pPr>
@@ -3659,7 +3674,7 @@
         </w:tc>
         <w:tc>
           <w:tcPr>
-            <w:tcW w:type="dxa" w:w="3324"/>
+            <w:tcW w:type="dxa" w:w="4536"/>
           </w:tcPr>
           <w:p>
             <w:pPr>
@@ -3678,7 +3693,7 @@
         </w:tc>
         <w:tc>
           <w:tcPr>
-            <w:tcW w:type="dxa" w:w="3324"/>
+            <w:tcW w:type="dxa" w:w="4252"/>
           </w:tcPr>
           <w:p>
             <w:pPr>
@@ -3698,7 +3713,7 @@
       <w:tr>
         <w:tc>
           <w:tcPr>
-            <w:tcW w:type="dxa" w:w="3324"/>
+            <w:tcW w:type="dxa" w:w="680"/>
           </w:tcPr>
           <w:p>
             <w:pPr>
@@ -3717,7 +3732,7 @@
         </w:tc>
         <w:tc>
           <w:tcPr>
-            <w:tcW w:type="dxa" w:w="3324"/>
+            <w:tcW w:type="dxa" w:w="4536"/>
           </w:tcPr>
           <w:p>
             <w:pPr>
@@ -3736,7 +3751,7 @@
         </w:tc>
         <w:tc>
           <w:tcPr>
-            <w:tcW w:type="dxa" w:w="3324"/>
+            <w:tcW w:type="dxa" w:w="4252"/>
           </w:tcPr>
           <w:p>
             <w:pPr>
@@ -3756,7 +3771,7 @@
       <w:tr>
         <w:tc>
           <w:tcPr>
-            <w:tcW w:type="dxa" w:w="3324"/>
+            <w:tcW w:type="dxa" w:w="680"/>
           </w:tcPr>
           <w:p>
             <w:pPr>
@@ -3775,7 +3790,7 @@
         </w:tc>
         <w:tc>
           <w:tcPr>
-            <w:tcW w:type="dxa" w:w="3324"/>
+            <w:tcW w:type="dxa" w:w="4536"/>
           </w:tcPr>
           <w:p>
             <w:pPr>
@@ -3794,7 +3809,7 @@
         </w:tc>
         <w:tc>
           <w:tcPr>
-            <w:tcW w:type="dxa" w:w="3324"/>
+            <w:tcW w:type="dxa" w:w="4252"/>
           </w:tcPr>
           <w:p>
             <w:pPr>
@@ -3814,7 +3829,7 @@
       <w:tr>
         <w:tc>
           <w:tcPr>
-            <w:tcW w:type="dxa" w:w="3324"/>
+            <w:tcW w:type="dxa" w:w="680"/>
           </w:tcPr>
           <w:p>
             <w:pPr>
@@ -3833,7 +3848,7 @@
         </w:tc>
         <w:tc>
           <w:tcPr>
-            <w:tcW w:type="dxa" w:w="3324"/>
+            <w:tcW w:type="dxa" w:w="4536"/>
           </w:tcPr>
           <w:p>
             <w:pPr>
@@ -3852,7 +3867,7 @@
         </w:tc>
         <w:tc>
           <w:tcPr>
-            <w:tcW w:type="dxa" w:w="3324"/>
+            <w:tcW w:type="dxa" w:w="4252"/>
           </w:tcPr>
           <w:p>
             <w:pPr>
@@ -3872,7 +3887,7 @@
       <w:tr>
         <w:tc>
           <w:tcPr>
-            <w:tcW w:type="dxa" w:w="3324"/>
+            <w:tcW w:type="dxa" w:w="680"/>
           </w:tcPr>
           <w:p>
             <w:pPr>
@@ -3891,7 +3906,7 @@
         </w:tc>
         <w:tc>
           <w:tcPr>
-            <w:tcW w:type="dxa" w:w="3324"/>
+            <w:tcW w:type="dxa" w:w="4536"/>
           </w:tcPr>
           <w:p>
             <w:pPr>
@@ -3910,7 +3925,7 @@
         </w:tc>
         <w:tc>
           <w:tcPr>
-            <w:tcW w:type="dxa" w:w="3324"/>
+            <w:tcW w:type="dxa" w:w="4252"/>
           </w:tcPr>
           <w:p>
             <w:pPr>
@@ -3930,7 +3945,7 @@
       <w:tr>
         <w:tc>
           <w:tcPr>
-            <w:tcW w:type="dxa" w:w="3324"/>
+            <w:tcW w:type="dxa" w:w="680"/>
           </w:tcPr>
           <w:p>
             <w:pPr>
@@ -3949,7 +3964,7 @@
         </w:tc>
         <w:tc>
           <w:tcPr>
-            <w:tcW w:type="dxa" w:w="3324"/>
+            <w:tcW w:type="dxa" w:w="4536"/>
           </w:tcPr>
           <w:p>
             <w:pPr>
@@ -3968,7 +3983,7 @@
         </w:tc>
         <w:tc>
           <w:tcPr>
-            <w:tcW w:type="dxa" w:w="3324"/>
+            <w:tcW w:type="dxa" w:w="4252"/>
           </w:tcPr>
           <w:p>
             <w:pPr>
@@ -3988,7 +4003,7 @@
       <w:tr>
         <w:tc>
           <w:tcPr>
-            <w:tcW w:type="dxa" w:w="3324"/>
+            <w:tcW w:type="dxa" w:w="680"/>
           </w:tcPr>
           <w:p>
             <w:pPr>
@@ -4007,7 +4022,7 @@
         </w:tc>
         <w:tc>
           <w:tcPr>
-            <w:tcW w:type="dxa" w:w="3324"/>
+            <w:tcW w:type="dxa" w:w="4536"/>
           </w:tcPr>
           <w:p>
             <w:pPr>
@@ -4026,7 +4041,7 @@
         </w:tc>
         <w:tc>
           <w:tcPr>
-            <w:tcW w:type="dxa" w:w="3324"/>
+            <w:tcW w:type="dxa" w:w="4252"/>
           </w:tcPr>
           <w:p>
             <w:pPr>
@@ -4448,6 +4463,7 @@
                 <w:i w:val="0"/>
                 <w:sz w:val="22"/>
               </w:rPr>
+              <w:t>rozwiązywanie zadań; Kryteria oceny; Laboratorium/; Zaliczenie ćwiczeń polega na zbieraniu punktów:; 50% możliwych punktów daje ocenę 3; 60% punktów daje ocenę 3½; 70% — ocenę 4; 80% — 4½; 90% i więcej — 5; brak</w:t>
             </w:r>
           </w:p>
         </w:tc>
@@ -4505,6 +4521,7 @@
                 <w:i w:val="0"/>
                 <w:sz w:val="22"/>
               </w:rPr>
+              <w:t>rozwiązywanie zadań; Kryteria oceny; Laboratorium/; Zaliczenie ćwiczeń polega na zbieraniu punktów:; 50% możliwych punktów daje ocenę 3; 60% punktów daje ocenę 3½; 70% — ocenę 4; 80% — 4½; 90% i więcej — 5; brak</w:t>
             </w:r>
           </w:p>
         </w:tc>
@@ -4667,6 +4684,7 @@
                 <w:i w:val="0"/>
                 <w:sz w:val="22"/>
               </w:rPr>
+              <w:t>rozwiązywanie zadań; Kryteria oceny; Laboratorium/; Zaliczenie ćwiczeń polega na zbieraniu punktów:; 50% możliwych punktów daje ocenę 3; 60% punktów daje ocenę 3½; 70% — ocenę 4; 80% — 4½; 90% i więcej — 5; brak</w:t>
             </w:r>
           </w:p>
         </w:tc>
@@ -4724,6 +4742,7 @@
                 <w:i w:val="0"/>
                 <w:sz w:val="22"/>
               </w:rPr>
+              <w:t>rozwiązywanie zadań; Kryteria oceny; Laboratorium/; Zaliczenie ćwiczeń polega na zbieraniu punktów:; 50% możliwych punktów daje ocenę 3; 60% punktów daje ocenę 3½; 70% — ocenę 4; 80% — 4½; 90% i więcej — 5; brak</w:t>
             </w:r>
           </w:p>
         </w:tc>
@@ -4886,6 +4905,7 @@
                 <w:i w:val="0"/>
                 <w:sz w:val="22"/>
               </w:rPr>
+              <w:t>rozwiązywanie zadań; Kryteria oceny; Laboratorium/; Zaliczenie ćwiczeń polega na zbieraniu punktów:; 50% możliwych punktów daje ocenę 3; 60% punktów daje ocenę 3½; 70% — ocenę 4; 80% — 4½; 90% i więcej — 5; brak</w:t>
             </w:r>
           </w:p>
         </w:tc>
@@ -4943,6 +4963,7 @@
                 <w:i w:val="0"/>
                 <w:sz w:val="22"/>
               </w:rPr>
+              <w:t>rozwiązywanie zadań; Kryteria oceny; Laboratorium/; Zaliczenie ćwiczeń polega na zbieraniu punktów:; 50% możliwych punktów daje ocenę 3; 60% punktów daje ocenę 3½; 70% — ocenę 4; 80% — 4½; 90% i więcej — 5; brak</w:t>
             </w:r>
           </w:p>
         </w:tc>
@@ -5048,62 +5069,6 @@
                 <w:sz w:val="16"/>
               </w:rPr>
               <w:t>Wyposażenie specjalistyczne konieczne do realizacji przedmiotu</w:t>
-            </w:r>
-          </w:p>
-        </w:tc>
-      </w:tr>
-      <w:tr>
-        <w:tc>
-          <w:tcPr>
-            <w:tcW w:type="dxa" w:w="3324"/>
-          </w:tcPr>
-          <w:p>
-            <w:pPr>
-              <w:spacing w:before="20" w:after="20"/>
-            </w:pPr>
-            <w:r>
-              <w:rPr>
-                <w:rFonts w:ascii="Aptos" w:hAnsi="Aptos"/>
-                <w:b w:val="0"/>
-                <w:i w:val="0"/>
-                <w:sz w:val="22"/>
-              </w:rPr>
-            </w:r>
-          </w:p>
-        </w:tc>
-        <w:tc>
-          <w:tcPr>
-            <w:tcW w:type="dxa" w:w="3324"/>
-          </w:tcPr>
-          <w:p>
-            <w:pPr>
-              <w:spacing w:before="20" w:after="20"/>
-            </w:pPr>
-            <w:r>
-              <w:rPr>
-                <w:rFonts w:ascii="Aptos" w:hAnsi="Aptos"/>
-                <w:b w:val="0"/>
-                <w:i w:val="0"/>
-                <w:sz w:val="22"/>
-              </w:rPr>
-            </w:r>
-          </w:p>
-        </w:tc>
-        <w:tc>
-          <w:tcPr>
-            <w:tcW w:type="dxa" w:w="3324"/>
-          </w:tcPr>
-          <w:p>
-            <w:pPr>
-              <w:spacing w:before="20" w:after="20"/>
-            </w:pPr>
-            <w:r>
-              <w:rPr>
-                <w:rFonts w:ascii="Aptos" w:hAnsi="Aptos"/>
-                <w:b w:val="0"/>
-                <w:i w:val="0"/>
-                <w:sz w:val="22"/>
-              </w:rPr>
             </w:r>
           </w:p>
         </w:tc>

--- a/public/assets/files/niestacjonarne/OGL.docx
+++ b/public/assets/files/niestacjonarne/OGL.docx
@@ -1156,6 +1156,7 @@
                 <w:i w:val="0"/>
                 <w:sz w:val="22"/>
               </w:rPr>
+              <w:t>Implementacja scen 3D w OpenGL; ćwiczenia z shaderów, oświetlenia i teksturowania; przygotowanie zadań laboratoryjnych; samodzielne eksperymenty z grafiką 3D.</w:t>
             </w:r>
           </w:p>
         </w:tc>
@@ -1266,7 +1267,84 @@
           <w:tcPr>
             <w:tcW w:type="dxa" w:w="9972"/>
           </w:tcPr>
-          <w:p/>
+          <w:p>
+            <w:pPr>
+              <w:spacing w:before="20" w:after="20"/>
+            </w:pPr>
+            <w:r>
+              <w:rPr>
+                <w:rFonts w:ascii="Aptos" w:hAnsi="Aptos"/>
+                <w:b/>
+                <w:sz w:val="22"/>
+              </w:rPr>
+              <w:t>Wykład:</w:t>
+            </w:r>
+          </w:p>
+          <w:p>
+            <w:pPr>
+              <w:spacing w:before="20" w:after="20"/>
+            </w:pPr>
+            <w:r>
+              <w:rPr>
+                <w:rFonts w:ascii="Aptos" w:hAnsi="Aptos"/>
+                <w:b w:val="0"/>
+                <w:sz w:val="22"/>
+              </w:rPr>
+              <w:t>• wykład z prezentacją multimedialną</w:t>
+            </w:r>
+          </w:p>
+          <w:p>
+            <w:pPr>
+              <w:spacing w:before="20" w:after="20"/>
+            </w:pPr>
+            <w:r>
+              <w:rPr>
+                <w:rFonts w:ascii="Aptos" w:hAnsi="Aptos"/>
+                <w:b w:val="0"/>
+                <w:sz w:val="22"/>
+              </w:rPr>
+              <w:t>• wykład z prezentacją oprogramowania</w:t>
+            </w:r>
+          </w:p>
+          <w:p>
+            <w:pPr>
+              <w:spacing w:before="20" w:after="20"/>
+            </w:pPr>
+            <w:r>
+              <w:rPr>
+                <w:rFonts w:ascii="Aptos" w:hAnsi="Aptos"/>
+                <w:b/>
+                <w:sz w:val="22"/>
+              </w:rPr>
+              <w:t>Ćwiczenia / Laboratorium:</w:t>
+            </w:r>
+          </w:p>
+          <w:p>
+            <w:pPr>
+              <w:spacing w:before="20" w:after="20"/>
+            </w:pPr>
+            <w:r>
+              <w:rPr>
+                <w:rFonts w:ascii="Aptos" w:hAnsi="Aptos"/>
+                <w:b w:val="0"/>
+                <w:sz w:val="22"/>
+              </w:rPr>
+              <w:t>• rozwiązywanie zadań</w:t>
+            </w:r>
+          </w:p>
+          <w:p>
+            <w:pPr>
+              <w:spacing w:before="20" w:after="20"/>
+            </w:pPr>
+            <w:r>
+              <w:rPr>
+                <w:rFonts w:ascii="Aptos" w:hAnsi="Aptos"/>
+                <w:b w:val="0"/>
+                <w:sz w:val="22"/>
+              </w:rPr>
+              <w:t>• metoda projektów (projekt praktyczny)</w:t>
+            </w:r>
+          </w:p>
         </w:tc>
       </w:tr>
     </w:tbl>
@@ -1517,115 +1595,7 @@
                 <w:rFonts w:ascii="Aptos" w:hAnsi="Aptos"/>
                 <w:sz w:val="22"/>
               </w:rPr>
-              <w:t>1. rozwiązywanie zadań</w:t>
-            </w:r>
-          </w:p>
-          <w:p>
-            <w:pPr>
-              <w:spacing w:before="20" w:after="20"/>
-            </w:pPr>
-            <w:r>
-              <w:rPr>
-                <w:rFonts w:ascii="Aptos" w:hAnsi="Aptos"/>
-                <w:sz w:val="22"/>
-              </w:rPr>
-              <w:t>2. Kryteria oceny</w:t>
-            </w:r>
-          </w:p>
-          <w:p>
-            <w:pPr>
-              <w:spacing w:before="20" w:after="20"/>
-            </w:pPr>
-            <w:r>
-              <w:rPr>
-                <w:rFonts w:ascii="Aptos" w:hAnsi="Aptos"/>
-                <w:sz w:val="22"/>
-              </w:rPr>
-              <w:t>3. Laboratorium/</w:t>
-            </w:r>
-          </w:p>
-          <w:p>
-            <w:pPr>
-              <w:spacing w:before="20" w:after="20"/>
-            </w:pPr>
-            <w:r>
-              <w:rPr>
-                <w:rFonts w:ascii="Aptos" w:hAnsi="Aptos"/>
-                <w:sz w:val="22"/>
-              </w:rPr>
-              <w:t>4. Zaliczenie ćwiczeń polega na zbieraniu punktów:</w:t>
-            </w:r>
-          </w:p>
-          <w:p>
-            <w:pPr>
-              <w:spacing w:before="20" w:after="20"/>
-            </w:pPr>
-            <w:r>
-              <w:rPr>
-                <w:rFonts w:ascii="Aptos" w:hAnsi="Aptos"/>
-                <w:sz w:val="22"/>
-              </w:rPr>
-              <w:t>5. 50% możliwych punktów daje ocenę 3</w:t>
-            </w:r>
-          </w:p>
-          <w:p>
-            <w:pPr>
-              <w:spacing w:before="20" w:after="20"/>
-            </w:pPr>
-            <w:r>
-              <w:rPr>
-                <w:rFonts w:ascii="Aptos" w:hAnsi="Aptos"/>
-                <w:sz w:val="22"/>
-              </w:rPr>
-              <w:t>6. 60% punktów daje ocenę 3½</w:t>
-            </w:r>
-          </w:p>
-          <w:p>
-            <w:pPr>
-              <w:spacing w:before="20" w:after="20"/>
-            </w:pPr>
-            <w:r>
-              <w:rPr>
-                <w:rFonts w:ascii="Aptos" w:hAnsi="Aptos"/>
-                <w:sz w:val="22"/>
-              </w:rPr>
-              <w:t>7. 70% — ocenę 4</w:t>
-            </w:r>
-          </w:p>
-          <w:p>
-            <w:pPr>
-              <w:spacing w:before="20" w:after="20"/>
-            </w:pPr>
-            <w:r>
-              <w:rPr>
-                <w:rFonts w:ascii="Aptos" w:hAnsi="Aptos"/>
-                <w:sz w:val="22"/>
-              </w:rPr>
-              <w:t>8. 80% — 4½</w:t>
-            </w:r>
-          </w:p>
-          <w:p>
-            <w:pPr>
-              <w:spacing w:before="20" w:after="20"/>
-            </w:pPr>
-            <w:r>
-              <w:rPr>
-                <w:rFonts w:ascii="Aptos" w:hAnsi="Aptos"/>
-                <w:sz w:val="22"/>
-              </w:rPr>
-              <w:t>9. 90% i więcej — 5</w:t>
-            </w:r>
-          </w:p>
-          <w:p>
-            <w:pPr>
-              <w:spacing w:before="20" w:after="20"/>
-            </w:pPr>
-            <w:r>
-              <w:rPr>
-                <w:rFonts w:ascii="Aptos" w:hAnsi="Aptos"/>
-                <w:sz w:val="22"/>
-              </w:rPr>
-              <w:t>10. brak</w:t>
+              <w:t>1. egzamin pisemny - test wyboru</w:t>
             </w:r>
           </w:p>
         </w:tc>
@@ -1642,115 +1612,7 @@
                 <w:rFonts w:ascii="Aptos" w:hAnsi="Aptos"/>
                 <w:sz w:val="22"/>
               </w:rPr>
-              <w:t>1. rozwiązywanie zadań</w:t>
-            </w:r>
-          </w:p>
-          <w:p>
-            <w:pPr>
-              <w:spacing w:before="20" w:after="20"/>
-            </w:pPr>
-            <w:r>
-              <w:rPr>
-                <w:rFonts w:ascii="Aptos" w:hAnsi="Aptos"/>
-                <w:sz w:val="22"/>
-              </w:rPr>
-              <w:t>2. Kryteria oceny</w:t>
-            </w:r>
-          </w:p>
-          <w:p>
-            <w:pPr>
-              <w:spacing w:before="20" w:after="20"/>
-            </w:pPr>
-            <w:r>
-              <w:rPr>
-                <w:rFonts w:ascii="Aptos" w:hAnsi="Aptos"/>
-                <w:sz w:val="22"/>
-              </w:rPr>
-              <w:t>3. Laboratorium/</w:t>
-            </w:r>
-          </w:p>
-          <w:p>
-            <w:pPr>
-              <w:spacing w:before="20" w:after="20"/>
-            </w:pPr>
-            <w:r>
-              <w:rPr>
-                <w:rFonts w:ascii="Aptos" w:hAnsi="Aptos"/>
-                <w:sz w:val="22"/>
-              </w:rPr>
-              <w:t>4. Zaliczenie ćwiczeń polega na zbieraniu punktów:</w:t>
-            </w:r>
-          </w:p>
-          <w:p>
-            <w:pPr>
-              <w:spacing w:before="20" w:after="20"/>
-            </w:pPr>
-            <w:r>
-              <w:rPr>
-                <w:rFonts w:ascii="Aptos" w:hAnsi="Aptos"/>
-                <w:sz w:val="22"/>
-              </w:rPr>
-              <w:t>5. 50% możliwych punktów daje ocenę 3</w:t>
-            </w:r>
-          </w:p>
-          <w:p>
-            <w:pPr>
-              <w:spacing w:before="20" w:after="20"/>
-            </w:pPr>
-            <w:r>
-              <w:rPr>
-                <w:rFonts w:ascii="Aptos" w:hAnsi="Aptos"/>
-                <w:sz w:val="22"/>
-              </w:rPr>
-              <w:t>6. 60% punktów daje ocenę 3½</w:t>
-            </w:r>
-          </w:p>
-          <w:p>
-            <w:pPr>
-              <w:spacing w:before="20" w:after="20"/>
-            </w:pPr>
-            <w:r>
-              <w:rPr>
-                <w:rFonts w:ascii="Aptos" w:hAnsi="Aptos"/>
-                <w:sz w:val="22"/>
-              </w:rPr>
-              <w:t>7. 70% — ocenę 4</w:t>
-            </w:r>
-          </w:p>
-          <w:p>
-            <w:pPr>
-              <w:spacing w:before="20" w:after="20"/>
-            </w:pPr>
-            <w:r>
-              <w:rPr>
-                <w:rFonts w:ascii="Aptos" w:hAnsi="Aptos"/>
-                <w:sz w:val="22"/>
-              </w:rPr>
-              <w:t>8. 80% — 4½</w:t>
-            </w:r>
-          </w:p>
-          <w:p>
-            <w:pPr>
-              <w:spacing w:before="20" w:after="20"/>
-            </w:pPr>
-            <w:r>
-              <w:rPr>
-                <w:rFonts w:ascii="Aptos" w:hAnsi="Aptos"/>
-                <w:sz w:val="22"/>
-              </w:rPr>
-              <w:t>9. 90% i więcej — 5</w:t>
-            </w:r>
-          </w:p>
-          <w:p>
-            <w:pPr>
-              <w:spacing w:before="20" w:after="20"/>
-            </w:pPr>
-            <w:r>
-              <w:rPr>
-                <w:rFonts w:ascii="Aptos" w:hAnsi="Aptos"/>
-                <w:sz w:val="22"/>
-              </w:rPr>
-              <w:t>10. brak</w:t>
+              <w:t>1. ocena pracy podczas ćwiczenia</w:t>
             </w:r>
           </w:p>
         </w:tc>
@@ -4463,7 +4325,7 @@
                 <w:i w:val="0"/>
                 <w:sz w:val="22"/>
               </w:rPr>
-              <w:t>rozwiązywanie zadań; Kryteria oceny; Laboratorium/; Zaliczenie ćwiczeń polega na zbieraniu punktów:; 50% możliwych punktów daje ocenę 3; 60% punktów daje ocenę 3½; 70% — ocenę 4; 80% — 4½; 90% i więcej — 5; brak</w:t>
+              <w:t>egzamin pisemny - test wyboru; ocena pracy podczas ćwiczenia</w:t>
             </w:r>
           </w:p>
         </w:tc>
@@ -4521,7 +4383,7 @@
                 <w:i w:val="0"/>
                 <w:sz w:val="22"/>
               </w:rPr>
-              <w:t>rozwiązywanie zadań; Kryteria oceny; Laboratorium/; Zaliczenie ćwiczeń polega na zbieraniu punktów:; 50% możliwych punktów daje ocenę 3; 60% punktów daje ocenę 3½; 70% — ocenę 4; 80% — 4½; 90% i więcej — 5; brak</w:t>
+              <w:t>egzamin pisemny - test wyboru; ocena pracy podczas ćwiczenia</w:t>
             </w:r>
           </w:p>
         </w:tc>
@@ -4684,7 +4546,7 @@
                 <w:i w:val="0"/>
                 <w:sz w:val="22"/>
               </w:rPr>
-              <w:t>rozwiązywanie zadań; Kryteria oceny; Laboratorium/; Zaliczenie ćwiczeń polega na zbieraniu punktów:; 50% możliwych punktów daje ocenę 3; 60% punktów daje ocenę 3½; 70% — ocenę 4; 80% — 4½; 90% i więcej — 5; brak</w:t>
+              <w:t>egzamin pisemny - test wyboru; ocena pracy podczas ćwiczenia</w:t>
             </w:r>
           </w:p>
         </w:tc>
@@ -4742,7 +4604,7 @@
                 <w:i w:val="0"/>
                 <w:sz w:val="22"/>
               </w:rPr>
-              <w:t>rozwiązywanie zadań; Kryteria oceny; Laboratorium/; Zaliczenie ćwiczeń polega na zbieraniu punktów:; 50% możliwych punktów daje ocenę 3; 60% punktów daje ocenę 3½; 70% — ocenę 4; 80% — 4½; 90% i więcej — 5; brak</w:t>
+              <w:t>egzamin pisemny - test wyboru; ocena pracy podczas ćwiczenia</w:t>
             </w:r>
           </w:p>
         </w:tc>
@@ -4905,7 +4767,7 @@
                 <w:i w:val="0"/>
                 <w:sz w:val="22"/>
               </w:rPr>
-              <w:t>rozwiązywanie zadań; Kryteria oceny; Laboratorium/; Zaliczenie ćwiczeń polega na zbieraniu punktów:; 50% możliwych punktów daje ocenę 3; 60% punktów daje ocenę 3½; 70% — ocenę 4; 80% — 4½; 90% i więcej — 5; brak</w:t>
+              <w:t>egzamin pisemny - test wyboru; ocena pracy podczas ćwiczenia</w:t>
             </w:r>
           </w:p>
         </w:tc>
@@ -4963,7 +4825,7 @@
                 <w:i w:val="0"/>
                 <w:sz w:val="22"/>
               </w:rPr>
-              <w:t>rozwiązywanie zadań; Kryteria oceny; Laboratorium/; Zaliczenie ćwiczeń polega na zbieraniu punktów:; 50% możliwych punktów daje ocenę 3; 60% punktów daje ocenę 3½; 70% — ocenę 4; 80% — 4½; 90% i więcej — 5; brak</w:t>
+              <w:t>egzamin pisemny - test wyboru; ocena pracy podczas ćwiczenia</w:t>
             </w:r>
           </w:p>
         </w:tc>
